--- a/docs/单词导入说明.docx
+++ b/docs/单词导入说明.docx
@@ -2,7 +2,7 @@
 <file path=word/document.xml><?xml version="1.0" encoding="utf-8"?>
 <w:document xmlns:w="http://schemas.openxmlformats.org/wordprocessingml/2006/main" xmlns:m="http://schemas.openxmlformats.org/officeDocument/2006/math" xmlns:r="http://schemas.openxmlformats.org/officeDocument/2006/relationships" xmlns:o="urn:schemas-microsoft-com:office:office" xmlns:v="urn:schemas-microsoft-com:vml" xmlns:w10="urn:schemas-microsoft-com:office:word" xmlns:a="http://schemas.openxmlformats.org/drawingml/2006/main" xmlns:pic="http://schemas.openxmlformats.org/drawingml/2006/picture" xmlns:wp="http://schemas.openxmlformats.org/drawingml/2006/wordprocessingDrawing">
   <w:body>
-    <w:bookmarkStart w:id="18" w:name="单词批量导入说明"/>
+    <w:bookmarkStart w:id="20" w:name="单词批量导入说明"/>
     <w:p>
       <w:pPr>
         <w:pStyle w:val="Heading1"/>
@@ -26,19 +26,11 @@
       </w:r>
       <w:r>
         <w:rPr>
-          <w:rStyle w:val="VerbatimChar"/>
+          <w:rFonts w:hint="eastAsia"/>
           <w:b/>
           <w:bCs/>
         </w:rPr>
-        <w:t xml:space="preserve">tts_text</w:t>
-      </w:r>
-      <w:r>
-        <w:rPr>
-          <w:rFonts w:hint="eastAsia"/>
-          <w:b/>
-          <w:bCs/>
-        </w:rPr>
-        <w:t xml:space="preserve">（发音文本）</w:t>
+        <w:t xml:space="preserve">「发音文本」</w:t>
       </w:r>
       <w:r>
         <w:t xml:space="preserve">。</w:t>
@@ -77,7 +69,7 @@
         <w:rPr>
           <w:rFonts w:hint="eastAsia"/>
         </w:rPr>
-        <w:t xml:space="preserve">单词管理</w:t>
+        <w:t xml:space="preserve">单词本</w:t>
       </w:r>
       <w:r>
         <w:t xml:space="preserve"> → </w:t>
@@ -86,7 +78,16 @@
         <w:rPr>
           <w:rFonts w:hint="eastAsia"/>
         </w:rPr>
-        <w:t xml:space="preserve">批量导入」。</w:t>
+        <w:t xml:space="preserve">进入某本单词本</w:t>
+      </w:r>
+      <w:r>
+        <w:t xml:space="preserve"> → </w:t>
+      </w:r>
+      <w:r>
+        <w:rPr>
+          <w:rFonts w:hint="eastAsia"/>
+        </w:rPr>
+        <w:t xml:space="preserve">单元管理」。</w:t>
       </w:r>
     </w:p>
     <w:p>
@@ -101,7 +102,7 @@
         <w:rPr>
           <w:rFonts w:hint="eastAsia"/>
         </w:rPr>
-        <w:t xml:space="preserve">点「下载模板」，得到</w:t>
+        <w:t xml:space="preserve">点开一个单元，点「下载模板」，得到</w:t>
       </w:r>
       <w:r>
         <w:t xml:space="preserve"> </w:t>
@@ -132,7 +133,7 @@
         <w:rPr>
           <w:rFonts w:hint="eastAsia"/>
         </w:rPr>
-        <w:t xml:space="preserve">照模板把单词填进去，保存。</w:t>
+        <w:t xml:space="preserve">照模板把单词填进去（把示例行删掉，换成自己的），保存。</w:t>
       </w:r>
     </w:p>
     <w:p>
@@ -147,25 +148,7 @@
         <w:rPr>
           <w:rFonts w:hint="eastAsia"/>
         </w:rPr>
-        <w:t xml:space="preserve">上传文件</w:t>
-      </w:r>
-      <w:r>
-        <w:t xml:space="preserve"> → </w:t>
-      </w:r>
-      <w:r>
-        <w:rPr>
-          <w:rFonts w:hint="eastAsia"/>
-        </w:rPr>
-        <w:t xml:space="preserve">系统解析</w:t>
-      </w:r>
-      <w:r>
-        <w:t xml:space="preserve"> → </w:t>
-      </w:r>
-      <w:r>
-        <w:rPr>
-          <w:rFonts w:hint="eastAsia"/>
-        </w:rPr>
-        <w:t xml:space="preserve">确认无误后点「导入」。</w:t>
+        <w:t xml:space="preserve">在同一处点「Excel批量导入」，选这个文件上传。</w:t>
       </w:r>
     </w:p>
     <w:p>
@@ -185,22 +168,27 @@
         <w:rPr>
           <w:rStyle w:val="VerbatimChar"/>
         </w:rPr>
-        <w:t xml:space="preserve">.xlsx / .xls / .csv</w:t>
-      </w:r>
-      <w:r>
-        <w:rPr>
-          <w:rFonts w:hint="eastAsia"/>
-        </w:rPr>
-        <w:t xml:space="preserve">，单次建议不超过</w:t>
-      </w:r>
-      <w:r>
-        <w:t xml:space="preserve"> 1000 </w:t>
-      </w:r>
-      <w:r>
-        <w:rPr>
-          <w:rFonts w:hint="eastAsia"/>
-        </w:rPr>
-        <w:t xml:space="preserve">个词。同一个词已存在会自动跳过。</w:t>
+        <w:t xml:space="preserve">.xlsx / .xls</w:t>
+      </w:r>
+      <w:r>
+        <w:rPr>
+          <w:rFonts w:hint="eastAsia"/>
+        </w:rPr>
+        <w:t xml:space="preserve">。导入的词会进入</w:t>
+      </w:r>
+      <w:r>
+        <w:rPr>
+          <w:rFonts w:hint="eastAsia"/>
+          <w:b/>
+          <w:bCs/>
+        </w:rPr>
+        <w:t xml:space="preserve">当前这个单元</w:t>
+      </w:r>
+      <w:r>
+        <w:rPr>
+          <w:rFonts w:hint="eastAsia"/>
+        </w:rPr>
+        <w:t xml:space="preserve">，单元之间互不影响。</w:t>
       </w:r>
     </w:p>
     <w:bookmarkEnd w:id="9"/>
@@ -214,6 +202,26 @@
           <w:rFonts w:hint="eastAsia"/>
         </w:rPr>
         <w:t xml:space="preserve">二、每一列填什么</w:t>
+      </w:r>
+    </w:p>
+    <w:p>
+      <w:pPr>
+        <w:pStyle w:val="FirstParagraph"/>
+      </w:pPr>
+      <w:r>
+        <w:rPr>
+          <w:rFonts w:hint="eastAsia"/>
+        </w:rPr>
+        <w:t xml:space="preserve">模板共</w:t>
+      </w:r>
+      <w:r>
+        <w:t xml:space="preserve"> 8 </w:t>
+      </w:r>
+      <w:r>
+        <w:rPr>
+          <w:rFonts w:hint="eastAsia"/>
+        </w:rPr>
+        <w:t xml:space="preserve">列，列名是中文：</w:t>
       </w:r>
     </w:p>
     <w:tbl>
@@ -298,9 +306,9 @@
             </w:pPr>
             <w:r>
               <w:rPr>
-                <w:rStyle w:val="VerbatimChar"/>
-              </w:rPr>
-              <w:t xml:space="preserve">word</w:t>
+                <w:rFonts w:hint="eastAsia"/>
+              </w:rPr>
+              <w:t xml:space="preserve">单词</w:t>
             </w:r>
           </w:p>
         </w:tc>
@@ -325,7 +333,7 @@
               <w:rPr>
                 <w:rFonts w:hint="eastAsia"/>
               </w:rPr>
-              <w:t xml:space="preserve">单词/短语的正常拼写（学生看到的）</w:t>
+              <w:t xml:space="preserve">单词/短语的正常拼写（学生看到的就是它）</w:t>
             </w:r>
           </w:p>
         </w:tc>
@@ -353,48 +361,51 @@
             </w:pPr>
             <w:r>
               <w:rPr>
+                <w:rFonts w:hint="eastAsia"/>
+              </w:rPr>
+              <w:t xml:space="preserve">音标</w:t>
+            </w:r>
+          </w:p>
+        </w:tc>
+        <w:tc>
+          <w:tcPr/>
+          <w:p>
+            <w:pPr>
+              <w:pStyle w:val="Compact"/>
+            </w:pPr>
+            <w:r>
+              <w:rPr>
+                <w:rFonts w:hint="eastAsia"/>
+              </w:rPr>
+              <w:t xml:space="preserve">建议</w:t>
+            </w:r>
+          </w:p>
+        </w:tc>
+        <w:tc>
+          <w:tcPr/>
+          <w:p>
+            <w:pPr>
+              <w:pStyle w:val="Compact"/>
+            </w:pPr>
+            <w:r>
+              <w:rPr>
+                <w:rFonts w:hint="eastAsia"/>
+              </w:rPr>
+              <w:t xml:space="preserve">音标（只用于展示）</w:t>
+            </w:r>
+          </w:p>
+        </w:tc>
+        <w:tc>
+          <w:tcPr/>
+          <w:p>
+            <w:pPr>
+              <w:pStyle w:val="Compact"/>
+            </w:pPr>
+            <w:r>
+              <w:rPr>
                 <w:rStyle w:val="VerbatimChar"/>
               </w:rPr>
-              <w:t xml:space="preserve">phonetic</w:t>
-            </w:r>
-          </w:p>
-        </w:tc>
-        <w:tc>
-          <w:tcPr/>
-          <w:p>
-            <w:pPr>
-              <w:pStyle w:val="Compact"/>
-            </w:pPr>
-            <w:r>
-              <w:t xml:space="preserve">✅</w:t>
-            </w:r>
-          </w:p>
-        </w:tc>
-        <w:tc>
-          <w:tcPr/>
-          <w:p>
-            <w:pPr>
-              <w:pStyle w:val="Compact"/>
-            </w:pPr>
-            <w:r>
-              <w:rPr>
-                <w:rFonts w:hint="eastAsia"/>
-              </w:rPr>
-              <w:t xml:space="preserve">音标（展示用）</w:t>
-            </w:r>
-          </w:p>
-        </w:tc>
-        <w:tc>
-          <w:tcPr/>
-          <w:p>
-            <w:pPr>
-              <w:pStyle w:val="Compact"/>
-            </w:pPr>
-            <w:r>
-              <w:rPr>
-                <w:rStyle w:val="VerbatimChar"/>
-              </w:rPr>
-              <w:t xml:space="preserve">/ˈæpl/</w:t>
+              <w:t xml:space="preserve">/ˈæp.l/</w:t>
             </w:r>
           </w:p>
         </w:tc>
@@ -408,34 +419,55 @@
             </w:pPr>
             <w:r>
               <w:rPr>
+                <w:rFonts w:hint="eastAsia"/>
+              </w:rPr>
+              <w:t xml:space="preserve">音节</w:t>
+            </w:r>
+          </w:p>
+        </w:tc>
+        <w:tc>
+          <w:tcPr/>
+          <w:p>
+            <w:pPr>
+              <w:pStyle w:val="Compact"/>
+            </w:pPr>
+            <w:r>
+              <w:rPr>
+                <w:rFonts w:hint="eastAsia"/>
+              </w:rPr>
+              <w:t xml:space="preserve">可选</w:t>
+            </w:r>
+          </w:p>
+        </w:tc>
+        <w:tc>
+          <w:tcPr/>
+          <w:p>
+            <w:pPr>
+              <w:pStyle w:val="Compact"/>
+            </w:pPr>
+            <w:r>
+              <w:rPr>
+                <w:rFonts w:hint="eastAsia"/>
+              </w:rPr>
+              <w:t xml:space="preserve">音节划分，用</w:t>
+            </w:r>
+            <w:r>
+              <w:t xml:space="preserve"> </w:t>
+            </w:r>
+            <w:r>
+              <w:rPr>
                 <w:rStyle w:val="VerbatimChar"/>
               </w:rPr>
-              <w:t xml:space="preserve">part_of_speech</w:t>
-            </w:r>
-          </w:p>
-        </w:tc>
-        <w:tc>
-          <w:tcPr/>
-          <w:p>
-            <w:pPr>
-              <w:pStyle w:val="Compact"/>
-            </w:pPr>
-            <w:r>
-              <w:t xml:space="preserve">✅</w:t>
-            </w:r>
-          </w:p>
-        </w:tc>
-        <w:tc>
-          <w:tcPr/>
-          <w:p>
-            <w:pPr>
-              <w:pStyle w:val="Compact"/>
-            </w:pPr>
-            <w:r>
-              <w:rPr>
-                <w:rFonts w:hint="eastAsia"/>
-              </w:rPr>
-              <w:t xml:space="preserve">词性</w:t>
+              <w:t xml:space="preserve">#</w:t>
+            </w:r>
+            <w:r>
+              <w:t xml:space="preserve"> </w:t>
+            </w:r>
+            <w:r>
+              <w:rPr>
+                <w:rFonts w:hint="eastAsia"/>
+              </w:rPr>
+              <w:t xml:space="preserve">分隔（决定单词分色）</w:t>
             </w:r>
           </w:p>
         </w:tc>
@@ -449,7 +481,7 @@
               <w:rPr>
                 <w:rStyle w:val="VerbatimChar"/>
               </w:rPr>
-              <w:t xml:space="preserve">n.</w:t>
+              <w:t xml:space="preserve">ap#ple</w:t>
             </w:r>
           </w:p>
         </w:tc>
@@ -463,49 +495,59 @@
             </w:pPr>
             <w:r>
               <w:rPr>
+                <w:rFonts w:hint="eastAsia"/>
+              </w:rPr>
+              <w:t xml:space="preserve">发音文本</w:t>
+            </w:r>
+          </w:p>
+        </w:tc>
+        <w:tc>
+          <w:tcPr/>
+          <w:p>
+            <w:pPr>
+              <w:pStyle w:val="Compact"/>
+            </w:pPr>
+            <w:r>
+              <w:rPr>
+                <w:rFonts w:hint="eastAsia"/>
+              </w:rPr>
+              <w:t xml:space="preserve">可选</w:t>
+            </w:r>
+          </w:p>
+        </w:tc>
+        <w:tc>
+          <w:tcPr/>
+          <w:p>
+            <w:pPr>
+              <w:pStyle w:val="Compact"/>
+            </w:pPr>
+            <w:r>
+              <w:rPr>
+                <w:rFonts w:hint="eastAsia"/>
+                <w:b/>
+                <w:bCs/>
+              </w:rPr>
+              <w:t xml:space="preserve">怎么读</w:t>
+            </w:r>
+            <w:r>
+              <w:rPr>
+                <w:rFonts w:hint="eastAsia"/>
+              </w:rPr>
+              <w:t xml:space="preserve">（只在读音≠拼写时填，见第三节）</w:t>
+            </w:r>
+          </w:p>
+        </w:tc>
+        <w:tc>
+          <w:tcPr/>
+          <w:p>
+            <w:pPr>
+              <w:pStyle w:val="Compact"/>
+            </w:pPr>
+            <w:r>
+              <w:rPr>
                 <w:rStyle w:val="VerbatimChar"/>
               </w:rPr>
-              <w:t xml:space="preserve">meaning</w:t>
-            </w:r>
-          </w:p>
-        </w:tc>
-        <w:tc>
-          <w:tcPr/>
-          <w:p>
-            <w:pPr>
-              <w:pStyle w:val="Compact"/>
-            </w:pPr>
-            <w:r>
-              <w:t xml:space="preserve">✅</w:t>
-            </w:r>
-          </w:p>
-        </w:tc>
-        <w:tc>
-          <w:tcPr/>
-          <w:p>
-            <w:pPr>
-              <w:pStyle w:val="Compact"/>
-            </w:pPr>
-            <w:r>
-              <w:rPr>
-                <w:rFonts w:hint="eastAsia"/>
-              </w:rPr>
-              <w:t xml:space="preserve">中文释义</w:t>
-            </w:r>
-          </w:p>
-        </w:tc>
-        <w:tc>
-          <w:tcPr/>
-          <w:p>
-            <w:pPr>
-              <w:pStyle w:val="Compact"/>
-            </w:pPr>
-            <w:r>
-              <w:rPr>
-                <w:rStyle w:val="VerbatimChar"/>
-                <w:rFonts w:hint="eastAsia"/>
-              </w:rPr>
-              <w:t xml:space="preserve">苹果</w:t>
+              <w:t xml:space="preserve">miz</w:t>
             </w:r>
           </w:p>
         </w:tc>
@@ -519,66 +561,51 @@
             </w:pPr>
             <w:r>
               <w:rPr>
+                <w:rFonts w:hint="eastAsia"/>
+              </w:rPr>
+              <w:t xml:space="preserve">词性</w:t>
+            </w:r>
+          </w:p>
+        </w:tc>
+        <w:tc>
+          <w:tcPr/>
+          <w:p>
+            <w:pPr>
+              <w:pStyle w:val="Compact"/>
+            </w:pPr>
+            <w:r>
+              <w:rPr>
+                <w:rFonts w:hint="eastAsia"/>
+              </w:rPr>
+              <w:t xml:space="preserve">建议</w:t>
+            </w:r>
+          </w:p>
+        </w:tc>
+        <w:tc>
+          <w:tcPr/>
+          <w:p>
+            <w:pPr>
+              <w:pStyle w:val="Compact"/>
+            </w:pPr>
+            <w:r>
+              <w:rPr>
+                <w:rFonts w:hint="eastAsia"/>
+              </w:rPr>
+              <w:t xml:space="preserve">词性</w:t>
+            </w:r>
+          </w:p>
+        </w:tc>
+        <w:tc>
+          <w:tcPr/>
+          <w:p>
+            <w:pPr>
+              <w:pStyle w:val="Compact"/>
+            </w:pPr>
+            <w:r>
+              <w:rPr>
                 <w:rStyle w:val="VerbatimChar"/>
               </w:rPr>
-              <w:t xml:space="preserve">difficulty</w:t>
-            </w:r>
-          </w:p>
-        </w:tc>
-        <w:tc>
-          <w:tcPr/>
-          <w:p>
-            <w:pPr>
-              <w:pStyle w:val="Compact"/>
-            </w:pPr>
-            <w:r>
-              <w:t xml:space="preserve">✅</w:t>
-            </w:r>
-          </w:p>
-        </w:tc>
-        <w:tc>
-          <w:tcPr/>
-          <w:p>
-            <w:pPr>
-              <w:pStyle w:val="Compact"/>
-            </w:pPr>
-            <w:r>
-              <w:rPr>
-                <w:rFonts w:hint="eastAsia"/>
-              </w:rPr>
-              <w:t xml:space="preserve">难度</w:t>
-            </w:r>
-            <w:r>
-              <w:t xml:space="preserve"> </w:t>
-            </w:r>
-            <w:r>
-              <w:rPr>
-                <w:rFonts w:hint="eastAsia"/>
-              </w:rPr>
-              <w:t xml:space="preserve">1–5（1</w:t>
-            </w:r>
-            <w:r>
-              <w:t xml:space="preserve"> </w:t>
-            </w:r>
-            <w:r>
-              <w:rPr>
-                <w:rFonts w:hint="eastAsia"/>
-              </w:rPr>
-              <w:t xml:space="preserve">最易）</w:t>
-            </w:r>
-          </w:p>
-        </w:tc>
-        <w:tc>
-          <w:tcPr/>
-          <w:p>
-            <w:pPr>
-              <w:pStyle w:val="Compact"/>
-            </w:pPr>
-            <w:r>
-              <w:rPr>
-                <w:rStyle w:val="VerbatimChar"/>
-              </w:rPr>
-              <w:t xml:space="preserve">1</w:t>
+              <w:t xml:space="preserve">n.</w:t>
             </w:r>
           </w:p>
         </w:tc>
@@ -592,67 +619,49 @@
             </w:pPr>
             <w:r>
               <w:rPr>
+                <w:rFonts w:hint="eastAsia"/>
+              </w:rPr>
+              <w:t xml:space="preserve">释义</w:t>
+            </w:r>
+          </w:p>
+        </w:tc>
+        <w:tc>
+          <w:tcPr/>
+          <w:p>
+            <w:pPr>
+              <w:pStyle w:val="Compact"/>
+            </w:pPr>
+            <w:r>
+              <w:t xml:space="preserve">✅</w:t>
+            </w:r>
+          </w:p>
+        </w:tc>
+        <w:tc>
+          <w:tcPr/>
+          <w:p>
+            <w:pPr>
+              <w:pStyle w:val="Compact"/>
+            </w:pPr>
+            <w:r>
+              <w:rPr>
+                <w:rFonts w:hint="eastAsia"/>
+              </w:rPr>
+              <w:t xml:space="preserve">中文释义</w:t>
+            </w:r>
+          </w:p>
+        </w:tc>
+        <w:tc>
+          <w:tcPr/>
+          <w:p>
+            <w:pPr>
+              <w:pStyle w:val="Compact"/>
+            </w:pPr>
+            <w:r>
+              <w:rPr>
                 <w:rStyle w:val="VerbatimChar"/>
-              </w:rPr>
-              <w:t xml:space="preserve">grade_level</w:t>
-            </w:r>
-          </w:p>
-        </w:tc>
-        <w:tc>
-          <w:tcPr/>
-          <w:p>
-            <w:pPr>
-              <w:pStyle w:val="Compact"/>
-            </w:pPr>
-            <w:r>
-              <w:t xml:space="preserve">✅</w:t>
-            </w:r>
-          </w:p>
-        </w:tc>
-        <w:tc>
-          <w:tcPr/>
-          <w:p>
-            <w:pPr>
-              <w:pStyle w:val="Compact"/>
-            </w:pPr>
-            <w:r>
-              <w:rPr>
-                <w:rFonts w:hint="eastAsia"/>
-              </w:rPr>
-              <w:t xml:space="preserve">年级：小学</w:t>
-            </w:r>
-            <w:r>
-              <w:t xml:space="preserve"> / </w:t>
-            </w:r>
-            <w:r>
-              <w:rPr>
-                <w:rFonts w:hint="eastAsia"/>
-              </w:rPr>
-              <w:t xml:space="preserve">初中</w:t>
-            </w:r>
-            <w:r>
-              <w:t xml:space="preserve"> / </w:t>
-            </w:r>
-            <w:r>
-              <w:rPr>
-                <w:rFonts w:hint="eastAsia"/>
-              </w:rPr>
-              <w:t xml:space="preserve">高中</w:t>
-            </w:r>
-          </w:p>
-        </w:tc>
-        <w:tc>
-          <w:tcPr/>
-          <w:p>
-            <w:pPr>
-              <w:pStyle w:val="Compact"/>
-            </w:pPr>
-            <w:r>
-              <w:rPr>
-                <w:rStyle w:val="VerbatimChar"/>
-                <w:rFonts w:hint="eastAsia"/>
-              </w:rPr>
-              <w:t xml:space="preserve">小学</w:t>
+                <w:rFonts w:hint="eastAsia"/>
+              </w:rPr>
+              <w:t xml:space="preserve">苹果</w:t>
             </w:r>
           </w:p>
         </w:tc>
@@ -666,69 +675,51 @@
             </w:pPr>
             <w:r>
               <w:rPr>
+                <w:rFonts w:hint="eastAsia"/>
+              </w:rPr>
+              <w:t xml:space="preserve">例句</w:t>
+            </w:r>
+          </w:p>
+        </w:tc>
+        <w:tc>
+          <w:tcPr/>
+          <w:p>
+            <w:pPr>
+              <w:pStyle w:val="Compact"/>
+            </w:pPr>
+            <w:r>
+              <w:rPr>
+                <w:rFonts w:hint="eastAsia"/>
+              </w:rPr>
+              <w:t xml:space="preserve">可选</w:t>
+            </w:r>
+          </w:p>
+        </w:tc>
+        <w:tc>
+          <w:tcPr/>
+          <w:p>
+            <w:pPr>
+              <w:pStyle w:val="Compact"/>
+            </w:pPr>
+            <w:r>
+              <w:rPr>
+                <w:rFonts w:hint="eastAsia"/>
+              </w:rPr>
+              <w:t xml:space="preserve">例句</w:t>
+            </w:r>
+          </w:p>
+        </w:tc>
+        <w:tc>
+          <w:tcPr/>
+          <w:p>
+            <w:pPr>
+              <w:pStyle w:val="Compact"/>
+            </w:pPr>
+            <w:r>
+              <w:rPr>
                 <w:rStyle w:val="VerbatimChar"/>
               </w:rPr>
-              <w:t xml:space="preserve">syllables</w:t>
-            </w:r>
-          </w:p>
-        </w:tc>
-        <w:tc>
-          <w:tcPr/>
-          <w:p>
-            <w:pPr>
-              <w:pStyle w:val="Compact"/>
-            </w:pPr>
-            <w:r>
-              <w:rPr>
-                <w:rFonts w:hint="eastAsia"/>
-              </w:rPr>
-              <w:t xml:space="preserve">可选</w:t>
-            </w:r>
-          </w:p>
-        </w:tc>
-        <w:tc>
-          <w:tcPr/>
-          <w:p>
-            <w:pPr>
-              <w:pStyle w:val="Compact"/>
-            </w:pPr>
-            <w:r>
-              <w:rPr>
-                <w:rFonts w:hint="eastAsia"/>
-              </w:rPr>
-              <w:t xml:space="preserve">音节划分，用</w:t>
-            </w:r>
-            <w:r>
-              <w:t xml:space="preserve"> </w:t>
-            </w:r>
-            <w:r>
-              <w:rPr>
-                <w:rStyle w:val="VerbatimChar"/>
-              </w:rPr>
-              <w:t xml:space="preserve">-</w:t>
-            </w:r>
-            <w:r>
-              <w:t xml:space="preserve"> </w:t>
-            </w:r>
-            <w:r>
-              <w:rPr>
-                <w:rFonts w:hint="eastAsia"/>
-              </w:rPr>
-              <w:t xml:space="preserve">分隔</w:t>
-            </w:r>
-          </w:p>
-        </w:tc>
-        <w:tc>
-          <w:tcPr/>
-          <w:p>
-            <w:pPr>
-              <w:pStyle w:val="Compact"/>
-            </w:pPr>
-            <w:r>
-              <w:rPr>
-                <w:rStyle w:val="VerbatimChar"/>
-              </w:rPr>
-              <w:t xml:space="preserve">beau-ti-ful</w:t>
+              <w:t xml:space="preserve">I like to eat apples.</w:t>
             </w:r>
           </w:p>
         </w:tc>
@@ -742,235 +733,52 @@
             </w:pPr>
             <w:r>
               <w:rPr>
+                <w:rFonts w:hint="eastAsia"/>
+              </w:rPr>
+              <w:t xml:space="preserve">例句翻译</w:t>
+            </w:r>
+          </w:p>
+        </w:tc>
+        <w:tc>
+          <w:tcPr/>
+          <w:p>
+            <w:pPr>
+              <w:pStyle w:val="Compact"/>
+            </w:pPr>
+            <w:r>
+              <w:rPr>
+                <w:rFonts w:hint="eastAsia"/>
+              </w:rPr>
+              <w:t xml:space="preserve">可选</w:t>
+            </w:r>
+          </w:p>
+        </w:tc>
+        <w:tc>
+          <w:tcPr/>
+          <w:p>
+            <w:pPr>
+              <w:pStyle w:val="Compact"/>
+            </w:pPr>
+            <w:r>
+              <w:rPr>
+                <w:rFonts w:hint="eastAsia"/>
+              </w:rPr>
+              <w:t xml:space="preserve">例句翻译</w:t>
+            </w:r>
+          </w:p>
+        </w:tc>
+        <w:tc>
+          <w:tcPr/>
+          <w:p>
+            <w:pPr>
+              <w:pStyle w:val="Compact"/>
+            </w:pPr>
+            <w:r>
+              <w:rPr>
                 <w:rStyle w:val="VerbatimChar"/>
-              </w:rPr>
-              <w:t xml:space="preserve">tts_text</w:t>
-            </w:r>
-          </w:p>
-        </w:tc>
-        <w:tc>
-          <w:tcPr/>
-          <w:p>
-            <w:pPr>
-              <w:pStyle w:val="Compact"/>
-            </w:pPr>
-            <w:r>
-              <w:rPr>
-                <w:rFonts w:hint="eastAsia"/>
-              </w:rPr>
-              <w:t xml:space="preserve">可选</w:t>
-            </w:r>
-          </w:p>
-        </w:tc>
-        <w:tc>
-          <w:tcPr/>
-          <w:p>
-            <w:pPr>
-              <w:pStyle w:val="Compact"/>
-            </w:pPr>
-            <w:r>
-              <w:rPr>
-                <w:rFonts w:hint="eastAsia"/>
-                <w:b/>
-                <w:bCs/>
-              </w:rPr>
-              <w:t xml:space="preserve">怎么读</w:t>
-            </w:r>
-            <w:r>
-              <w:rPr>
-                <w:rFonts w:hint="eastAsia"/>
-              </w:rPr>
-              <w:t xml:space="preserve">（只在读音≠拼写时填，见下）</w:t>
-            </w:r>
-          </w:p>
-        </w:tc>
-        <w:tc>
-          <w:tcPr/>
-          <w:p>
-            <w:pPr>
-              <w:pStyle w:val="Compact"/>
-            </w:pPr>
-            <w:r>
-              <w:rPr>
-                <w:rStyle w:val="VerbatimChar"/>
-              </w:rPr>
-              <w:t xml:space="preserve">miz</w:t>
-            </w:r>
-          </w:p>
-        </w:tc>
-      </w:tr>
-      <w:tr>
-        <w:tc>
-          <w:tcPr/>
-          <w:p>
-            <w:pPr>
-              <w:pStyle w:val="Compact"/>
-            </w:pPr>
-            <w:r>
-              <w:rPr>
-                <w:rStyle w:val="VerbatimChar"/>
-              </w:rPr>
-              <w:t xml:space="preserve">example_sentence</w:t>
-            </w:r>
-          </w:p>
-        </w:tc>
-        <w:tc>
-          <w:tcPr/>
-          <w:p>
-            <w:pPr>
-              <w:pStyle w:val="Compact"/>
-            </w:pPr>
-            <w:r>
-              <w:rPr>
-                <w:rFonts w:hint="eastAsia"/>
-              </w:rPr>
-              <w:t xml:space="preserve">可选</w:t>
-            </w:r>
-          </w:p>
-        </w:tc>
-        <w:tc>
-          <w:tcPr/>
-          <w:p>
-            <w:pPr>
-              <w:pStyle w:val="Compact"/>
-            </w:pPr>
-            <w:r>
-              <w:rPr>
-                <w:rFonts w:hint="eastAsia"/>
-              </w:rPr>
-              <w:t xml:space="preserve">例句</w:t>
-            </w:r>
-          </w:p>
-        </w:tc>
-        <w:tc>
-          <w:tcPr/>
-          <w:p>
-            <w:pPr>
-              <w:pStyle w:val="Compact"/>
-            </w:pPr>
-            <w:r>
-              <w:rPr>
-                <w:rStyle w:val="VerbatimChar"/>
-              </w:rPr>
-              <w:t xml:space="preserve">I eat an apple.</w:t>
-            </w:r>
-          </w:p>
-        </w:tc>
-      </w:tr>
-      <w:tr>
-        <w:tc>
-          <w:tcPr/>
-          <w:p>
-            <w:pPr>
-              <w:pStyle w:val="Compact"/>
-            </w:pPr>
-            <w:r>
-              <w:rPr>
-                <w:rStyle w:val="VerbatimChar"/>
-              </w:rPr>
-              <w:t xml:space="preserve">example_translation</w:t>
-            </w:r>
-          </w:p>
-        </w:tc>
-        <w:tc>
-          <w:tcPr/>
-          <w:p>
-            <w:pPr>
-              <w:pStyle w:val="Compact"/>
-            </w:pPr>
-            <w:r>
-              <w:rPr>
-                <w:rFonts w:hint="eastAsia"/>
-              </w:rPr>
-              <w:t xml:space="preserve">可选</w:t>
-            </w:r>
-          </w:p>
-        </w:tc>
-        <w:tc>
-          <w:tcPr/>
-          <w:p>
-            <w:pPr>
-              <w:pStyle w:val="Compact"/>
-            </w:pPr>
-            <w:r>
-              <w:rPr>
-                <w:rFonts w:hint="eastAsia"/>
-              </w:rPr>
-              <w:t xml:space="preserve">例句翻译</w:t>
-            </w:r>
-          </w:p>
-        </w:tc>
-        <w:tc>
-          <w:tcPr/>
-          <w:p>
-            <w:pPr>
-              <w:pStyle w:val="Compact"/>
-            </w:pPr>
-            <w:r>
-              <w:rPr>
-                <w:rStyle w:val="VerbatimChar"/>
-                <w:rFonts w:hint="eastAsia"/>
-              </w:rPr>
-              <w:t xml:space="preserve">我吃一个苹果。</w:t>
-            </w:r>
-          </w:p>
-        </w:tc>
-      </w:tr>
-      <w:tr>
-        <w:tc>
-          <w:tcPr/>
-          <w:p>
-            <w:pPr>
-              <w:pStyle w:val="Compact"/>
-            </w:pPr>
-            <w:r>
-              <w:rPr>
-                <w:rStyle w:val="VerbatimChar"/>
-              </w:rPr>
-              <w:t xml:space="preserve">tags</w:t>
-            </w:r>
-          </w:p>
-        </w:tc>
-        <w:tc>
-          <w:tcPr/>
-          <w:p>
-            <w:pPr>
-              <w:pStyle w:val="Compact"/>
-            </w:pPr>
-            <w:r>
-              <w:rPr>
-                <w:rFonts w:hint="eastAsia"/>
-              </w:rPr>
-              <w:t xml:space="preserve">可选</w:t>
-            </w:r>
-          </w:p>
-        </w:tc>
-        <w:tc>
-          <w:tcPr/>
-          <w:p>
-            <w:pPr>
-              <w:pStyle w:val="Compact"/>
-            </w:pPr>
-            <w:r>
-              <w:rPr>
-                <w:rFonts w:hint="eastAsia"/>
-              </w:rPr>
-              <w:t xml:space="preserve">标签，逗号分隔</w:t>
-            </w:r>
-          </w:p>
-        </w:tc>
-        <w:tc>
-          <w:tcPr/>
-          <w:p>
-            <w:pPr>
-              <w:pStyle w:val="Compact"/>
-            </w:pPr>
-            <w:r>
-              <w:rPr>
-                <w:rStyle w:val="VerbatimChar"/>
-                <w:rFonts w:hint="eastAsia"/>
-              </w:rPr>
-              <w:t xml:space="preserve">水果,常用</w:t>
+                <w:rFonts w:hint="eastAsia"/>
+              </w:rPr>
+              <w:t xml:space="preserve">我喜欢吃苹果。</w:t>
             </w:r>
           </w:p>
         </w:tc>
@@ -984,7 +792,7 @@
         <w:rPr>
           <w:rFonts w:hint="eastAsia"/>
         </w:rPr>
-        <w:t xml:space="preserve">词性可选值：</w:t>
+        <w:t xml:space="preserve">词性常用值：</w:t>
       </w:r>
       <w:r>
         <w:rPr>
@@ -1089,7 +897,107 @@
         <w:rPr>
           <w:rFonts w:hint="eastAsia"/>
         </w:rPr>
-        <w:t xml:space="preserve">代词。</w:t>
+        <w:t xml:space="preserve">代词、</w:t>
+      </w:r>
+      <w:r>
+        <w:rPr>
+          <w:rStyle w:val="VerbatimChar"/>
+        </w:rPr>
+        <w:t xml:space="preserve">phr.</w:t>
+      </w:r>
+      <w:r>
+        <w:t xml:space="preserve"> </w:t>
+      </w:r>
+      <w:r>
+        <w:rPr>
+          <w:rFonts w:hint="eastAsia"/>
+        </w:rPr>
+        <w:t xml:space="preserve">短语。</w:t>
+      </w:r>
+    </w:p>
+    <w:p>
+      <w:pPr>
+        <w:pStyle w:val="BlockText"/>
+      </w:pPr>
+      <w:r>
+        <w:rPr>
+          <w:rFonts w:hint="eastAsia"/>
+        </w:rPr>
+        <w:t xml:space="preserve">关于「音节」列：用</w:t>
+      </w:r>
+      <w:r>
+        <w:t xml:space="preserve"> </w:t>
+      </w:r>
+      <w:r>
+        <w:rPr>
+          <w:rStyle w:val="VerbatimChar"/>
+        </w:rPr>
+        <w:t xml:space="preserve">#</w:t>
+      </w:r>
+      <w:r>
+        <w:t xml:space="preserve"> </w:t>
+      </w:r>
+      <w:r>
+        <w:rPr>
+          <w:rFonts w:hint="eastAsia"/>
+        </w:rPr>
+        <w:t xml:space="preserve">把单词按音节断开，如</w:t>
+      </w:r>
+      <w:r>
+        <w:t xml:space="preserve"> </w:t>
+      </w:r>
+      <w:r>
+        <w:rPr>
+          <w:rStyle w:val="VerbatimChar"/>
+        </w:rPr>
+        <w:t xml:space="preserve">beau#ti#ful</w:t>
+      </w:r>
+      <w:r>
+        <w:t xml:space="preserve">、</w:t>
+      </w:r>
+      <w:r>
+        <w:rPr>
+          <w:rStyle w:val="VerbatimChar"/>
+        </w:rPr>
+        <w:t xml:space="preserve">re#cord</w:t>
+      </w:r>
+      <w:r>
+        <w:rPr>
+          <w:rFonts w:hint="eastAsia"/>
+        </w:rPr>
+        <w:t xml:space="preserve">。系统按它给单词的不同音节上不同颜色，帮学生看清结构。</w:t>
+      </w:r>
+      <w:r>
+        <w:rPr>
+          <w:rFonts w:hint="eastAsia"/>
+          <w:b/>
+          <w:bCs/>
+        </w:rPr>
+        <w:t xml:space="preserve">连字符词（self-study）、短语（ice</w:t>
+      </w:r>
+      <w:r>
+        <w:rPr>
+          <w:b/>
+          <w:bCs/>
+        </w:rPr>
+        <w:t xml:space="preserve"> </w:t>
+      </w:r>
+      <w:r>
+        <w:rPr>
+          <w:rFonts w:hint="eastAsia"/>
+          <w:b/>
+          <w:bCs/>
+        </w:rPr>
+        <w:t xml:space="preserve">cream）不用断音节，留空即可。</w:t>
+      </w:r>
+      <w:r>
+        <w:t xml:space="preserve"> </w:t>
+      </w:r>
+      <w:r>
+        <w:rPr>
+          <w:rFonts w:hint="eastAsia"/>
+        </w:rPr>
+        <w:t xml:space="preserve">不填这列也不影响学习，只是少了分色。</w:t>
       </w:r>
     </w:p>
     <w:bookmarkEnd w:id="10"/>
@@ -1113,22 +1021,106 @@
         <w:rPr>
           <w:rFonts w:hint="eastAsia"/>
         </w:rPr>
-        <w:t xml:space="preserve">系统发音的规则很简单：</w:t>
-      </w:r>
-      <w:r>
-        <w:rPr>
-          <w:rStyle w:val="VerbatimChar"/>
+        <w:t xml:space="preserve">系统发音规则很简单：</w:t>
+      </w:r>
+      <w:r>
+        <w:rPr>
+          <w:rFonts w:hint="eastAsia"/>
           <w:b/>
           <w:bCs/>
         </w:rPr>
-        <w:t xml:space="preserve">tts_text</w:t>
-      </w:r>
-      <w:r>
-        <w:rPr>
+        <w:t xml:space="preserve">「发音文本」有值就按它读，留空就按「单词」拼写读。</w:t>
+      </w:r>
+    </w:p>
+    <w:bookmarkStart w:id="11" w:name="X2c811878f9da41ff4295d9dfebf2b7374c1685d"/>
+    <w:p>
+      <w:pPr>
+        <w:pStyle w:val="Heading3"/>
+      </w:pPr>
+      <w:r>
+        <w:t xml:space="preserve">1. </w:t>
+      </w:r>
+      <w:r>
+        <w:rPr>
+          <w:rFonts w:hint="eastAsia"/>
+        </w:rPr>
+        <w:t xml:space="preserve">绝大多数普通词：发音文本留空</w:t>
+      </w:r>
+    </w:p>
+    <w:p>
+      <w:pPr>
+        <w:pStyle w:val="FirstParagraph"/>
+      </w:pPr>
+      <w:r>
+        <w:rPr>
+          <w:rStyle w:val="VerbatimChar"/>
+        </w:rPr>
+        <w:t xml:space="preserve">apple</w:t>
+      </w:r>
+      <w:r>
+        <w:t xml:space="preserve">、</w:t>
+      </w:r>
+      <w:r>
+        <w:rPr>
+          <w:rStyle w:val="VerbatimChar"/>
+        </w:rPr>
+        <w:t xml:space="preserve">book</w:t>
+      </w:r>
+      <w:r>
+        <w:t xml:space="preserve">、</w:t>
+      </w:r>
+      <w:r>
+        <w:rPr>
+          <w:rStyle w:val="VerbatimChar"/>
+        </w:rPr>
+        <w:t xml:space="preserve">run</w:t>
+      </w:r>
+      <w:r>
+        <w:t xml:space="preserve">…… </w:t>
+      </w:r>
+      <w:r>
+        <w:rPr>
+          <w:rFonts w:hint="eastAsia"/>
+        </w:rPr>
+        <w:t xml:space="preserve">直接按拼写就能读对，这一列</w:t>
+      </w:r>
+      <w:r>
+        <w:rPr>
+          <w:rFonts w:hint="eastAsia"/>
           <w:b/>
           <w:bCs/>
         </w:rPr>
-        <w:t xml:space="preserve"> </w:t>
+        <w:t xml:space="preserve">空着不用管</w:t>
+      </w:r>
+      <w:r>
+        <w:t xml:space="preserve">。</w:t>
+      </w:r>
+    </w:p>
+    <w:bookmarkEnd w:id="11"/>
+    <w:bookmarkStart w:id="12" w:name="X66bb57d9bce73edd013bb6d1ee1e875a0f8827d"/>
+    <w:p>
+      <w:pPr>
+        <w:pStyle w:val="Heading3"/>
+      </w:pPr>
+      <w:r>
+        <w:t xml:space="preserve">2. </w:t>
+      </w:r>
+      <w:r>
+        <w:rPr>
+          <w:rFonts w:hint="eastAsia"/>
+        </w:rPr>
+        <w:t xml:space="preserve">读音和拼写不一样的词：发音文本填"实际怎么念"</w:t>
+      </w:r>
+    </w:p>
+    <w:p>
+      <w:pPr>
+        <w:pStyle w:val="FirstParagraph"/>
+      </w:pPr>
+      <w:r>
+        <w:rPr>
+          <w:rFonts w:hint="eastAsia"/>
+        </w:rPr>
+        <w:t xml:space="preserve">用</w:t>
       </w:r>
       <w:r>
         <w:rPr>
@@ -1136,169 +1128,22 @@
           <w:b/>
           <w:bCs/>
         </w:rPr>
-        <w:t xml:space="preserve">有值就按它读，留空就按</w:t>
-      </w:r>
-      <w:r>
-        <w:rPr>
-          <w:b/>
-          <w:bCs/>
-        </w:rPr>
-        <w:t xml:space="preserve"> </w:t>
-      </w:r>
-      <w:r>
-        <w:rPr>
-          <w:rStyle w:val="VerbatimChar"/>
-          <w:b/>
-          <w:bCs/>
-        </w:rPr>
-        <w:t xml:space="preserve">word</w:t>
-      </w:r>
-      <w:r>
-        <w:rPr>
-          <w:b/>
-          <w:bCs/>
-        </w:rPr>
-        <w:t xml:space="preserve"> </w:t>
-      </w:r>
-      <w:r>
-        <w:rPr>
-          <w:rFonts w:hint="eastAsia"/>
-          <w:b/>
-          <w:bCs/>
-        </w:rPr>
-        <w:t xml:space="preserve">拼写读。</w:t>
-      </w:r>
-    </w:p>
-    <w:bookmarkStart w:id="11" w:name="Xc21aa1ce205381bf5262ea2c3e45a86b44cbe6e"/>
-    <w:p>
-      <w:pPr>
-        <w:pStyle w:val="Heading3"/>
-      </w:pPr>
-      <w:r>
-        <w:t xml:space="preserve">1. </w:t>
-      </w:r>
-      <w:r>
-        <w:rPr>
-          <w:rFonts w:hint="eastAsia"/>
-        </w:rPr>
-        <w:t xml:space="preserve">绝大多数普通词：</w:t>
-      </w:r>
-      <w:r>
-        <w:rPr>
-          <w:rStyle w:val="VerbatimChar"/>
-        </w:rPr>
-        <w:t xml:space="preserve">tts_text</w:t>
-      </w:r>
-      <w:r>
-        <w:t xml:space="preserve"> </w:t>
-      </w:r>
-      <w:r>
-        <w:rPr>
-          <w:rFonts w:hint="eastAsia"/>
-        </w:rPr>
-        <w:t xml:space="preserve">留空</w:t>
-      </w:r>
-    </w:p>
-    <w:p>
-      <w:pPr>
-        <w:pStyle w:val="FirstParagraph"/>
-      </w:pPr>
-      <w:r>
-        <w:rPr>
-          <w:rStyle w:val="VerbatimChar"/>
-        </w:rPr>
-        <w:t xml:space="preserve">apple</w:t>
-      </w:r>
-      <w:r>
-        <w:t xml:space="preserve">、</w:t>
-      </w:r>
-      <w:r>
-        <w:rPr>
-          <w:rStyle w:val="VerbatimChar"/>
-        </w:rPr>
-        <w:t xml:space="preserve">book</w:t>
-      </w:r>
-      <w:r>
-        <w:t xml:space="preserve">、</w:t>
-      </w:r>
-      <w:r>
-        <w:rPr>
-          <w:rStyle w:val="VerbatimChar"/>
-        </w:rPr>
-        <w:t xml:space="preserve">run</w:t>
-      </w:r>
-      <w:r>
-        <w:rPr>
-          <w:rFonts w:hint="eastAsia"/>
-        </w:rPr>
-        <w:t xml:space="preserve">……直接按拼写就能读对，这一列</w:t>
-      </w:r>
-      <w:r>
-        <w:rPr>
-          <w:rFonts w:hint="eastAsia"/>
-          <w:b/>
-          <w:bCs/>
-        </w:rPr>
-        <w:t xml:space="preserve">空着不用管</w:t>
-      </w:r>
-      <w:r>
-        <w:t xml:space="preserve">。</w:t>
-      </w:r>
-    </w:p>
-    <w:bookmarkEnd w:id="11"/>
-    <w:bookmarkStart w:id="12" w:name="X7d488625ba39d6a249b07833bfd74b399efe000"/>
-    <w:p>
-      <w:pPr>
-        <w:pStyle w:val="Heading3"/>
-      </w:pPr>
-      <w:r>
-        <w:t xml:space="preserve">2. </w:t>
-      </w:r>
-      <w:r>
-        <w:rPr>
-          <w:rFonts w:hint="eastAsia"/>
-        </w:rPr>
-        <w:t xml:space="preserve">读音和拼写不一样的词：</w:t>
-      </w:r>
-      <w:r>
-        <w:rPr>
-          <w:rStyle w:val="VerbatimChar"/>
-        </w:rPr>
-        <w:t xml:space="preserve">tts_text</w:t>
-      </w:r>
-      <w:r>
-        <w:t xml:space="preserve"> </w:t>
-      </w:r>
-      <w:r>
-        <w:rPr>
-          <w:rFonts w:hint="eastAsia"/>
-        </w:rPr>
-        <w:t xml:space="preserve">填"实际怎么念"</w:t>
-      </w:r>
-    </w:p>
-    <w:p>
-      <w:pPr>
-        <w:pStyle w:val="FirstParagraph"/>
-      </w:pPr>
-      <w:r>
-        <w:rPr>
-          <w:rFonts w:hint="eastAsia"/>
-        </w:rPr>
-        <w:t xml:space="preserve">用</w:t>
-      </w:r>
-      <w:r>
-        <w:rPr>
-          <w:rFonts w:hint="eastAsia"/>
-          <w:b/>
-          <w:bCs/>
-        </w:rPr>
         <w:t xml:space="preserve">普通字母</w:t>
       </w:r>
       <w:r>
         <w:rPr>
           <w:rFonts w:hint="eastAsia"/>
         </w:rPr>
-        <w:t xml:space="preserve">把读音拼出来（不是音标符号），让机器照着念。</w:t>
+        <w:t xml:space="preserve">把读音拼出来（不是音标符号</w:t>
+      </w:r>
+      <w:r>
+        <w:t xml:space="preserve"> /ɪ/ </w:t>
+      </w:r>
+      <w:r>
+        <w:rPr>
+          <w:rFonts w:hint="eastAsia"/>
+        </w:rPr>
+        <w:t xml:space="preserve">这种，机器读不了），让机器照着念。</w:t>
       </w:r>
     </w:p>
     <w:tbl>
@@ -1323,18 +1168,24 @@
               <w:pStyle w:val="Compact"/>
             </w:pPr>
             <w:r>
-              <w:t xml:space="preserve">word</w:t>
-            </w:r>
-          </w:p>
-        </w:tc>
-        <w:tc>
-          <w:tcPr/>
-          <w:p>
-            <w:pPr>
-              <w:pStyle w:val="Compact"/>
-            </w:pPr>
-            <w:r>
-              <w:t xml:space="preserve">tts_text</w:t>
+              <w:rPr>
+                <w:rFonts w:hint="eastAsia"/>
+              </w:rPr>
+              <w:t xml:space="preserve">单词</w:t>
+            </w:r>
+          </w:p>
+        </w:tc>
+        <w:tc>
+          <w:tcPr/>
+          <w:p>
+            <w:pPr>
+              <w:pStyle w:val="Compact"/>
+            </w:pPr>
+            <w:r>
+              <w:rPr>
+                <w:rFonts w:hint="eastAsia"/>
+              </w:rPr>
+              <w:t xml:space="preserve">发音文本</w:t>
             </w:r>
           </w:p>
         </w:tc>
@@ -1404,7 +1255,13 @@
               <w:t xml:space="preserve">Ms，但读</w:t>
             </w:r>
             <w:r>
-              <w:t xml:space="preserve"> /mɪz/</w:t>
+              <w:t xml:space="preserve"> </w:t>
+            </w:r>
+            <w:r>
+              <w:rPr>
+                <w:rFonts w:hint="eastAsia"/>
+              </w:rPr>
+              <w:t xml:space="preserve">/mɪz/（"米兹"）</w:t>
             </w:r>
           </w:p>
         </w:tc>
@@ -1570,7 +1427,7 @@
         <w:rPr>
           <w:rFonts w:hint="eastAsia"/>
         </w:rPr>
-        <w:t xml:space="preserve">自己猜缩写怎么读。因为同一个缩写可能有两种读法（见下），机器猜会出错，所以</w:t>
+        <w:t xml:space="preserve">自己猜缩写怎么读，</w:t>
       </w:r>
       <w:r>
         <w:rPr>
@@ -1578,171 +1435,183 @@
           <w:b/>
           <w:bCs/>
         </w:rPr>
-        <w:t xml:space="preserve">一律以你填的</w:t>
-      </w:r>
-      <w:r>
-        <w:rPr>
+        <w:t xml:space="preserve">一律以你填的「发音文本」为准</w:t>
+      </w:r>
+      <w:r>
+        <w:t xml:space="preserve">。</w:t>
+      </w:r>
+    </w:p>
+    <w:p>
+      <w:pPr>
+        <w:pStyle w:val="Compact"/>
+        <w:numPr>
+          <w:ilvl w:val="0"/>
+          <w:numId w:val="1002"/>
+        </w:numPr>
+      </w:pPr>
+      <w:r>
+        <w:rPr>
+          <w:rFonts w:hint="eastAsia"/>
+        </w:rPr>
+        <w:t xml:space="preserve">想读成一个词</w:t>
+      </w:r>
+      <w:r>
+        <w:t xml:space="preserve"> → </w:t>
+      </w:r>
+      <w:r>
+        <w:rPr>
+          <w:rFonts w:hint="eastAsia"/>
+        </w:rPr>
+        <w:t xml:space="preserve">填那个词的拼法（Ms</w:t>
+      </w:r>
+      <w:r>
+        <w:t xml:space="preserve"> →</w:t>
+      </w:r>
+      <w:r>
+        <w:t xml:space="preserve"> </w:t>
+      </w:r>
+      <w:r>
+        <w:rPr>
+          <w:rStyle w:val="VerbatimChar"/>
+        </w:rPr>
+        <w:t xml:space="preserve">miz</w:t>
+      </w:r>
+      <w:r>
+        <w:rPr>
+          <w:rFonts w:hint="eastAsia"/>
+        </w:rPr>
+        <w:t xml:space="preserve">，不要填</w:t>
+      </w:r>
+      <w:r>
+        <w:t xml:space="preserve"> </w:t>
+      </w:r>
+      <w:r>
+        <w:rPr>
+          <w:rStyle w:val="VerbatimChar"/>
+        </w:rPr>
+        <w:t xml:space="preserve">Mzi</w:t>
+      </w:r>
+      <w:r>
+        <w:t xml:space="preserve"> </w:t>
+      </w:r>
+      <w:r>
+        <w:rPr>
+          <w:rFonts w:hint="eastAsia"/>
+        </w:rPr>
+        <w:t xml:space="preserve">这种不符合英文拼读的）。</w:t>
+      </w:r>
+    </w:p>
+    <w:p>
+      <w:pPr>
+        <w:pStyle w:val="Compact"/>
+        <w:numPr>
+          <w:ilvl w:val="0"/>
+          <w:numId w:val="1002"/>
+        </w:numPr>
+      </w:pPr>
+      <w:r>
+        <w:rPr>
+          <w:rFonts w:hint="eastAsia"/>
+        </w:rPr>
+        <w:t xml:space="preserve">缩写不填发音文本，就会被一个字母一个字母念出来。</w:t>
+      </w:r>
+    </w:p>
+    <w:bookmarkEnd w:id="12"/>
+    <w:bookmarkStart w:id="13" w:name="X70454781f0421378143eac2b482373f1db99365"/>
+    <w:p>
+      <w:pPr>
+        <w:pStyle w:val="Heading3"/>
+      </w:pPr>
+      <w:r>
+        <w:t xml:space="preserve">3. </w:t>
+      </w:r>
+      <w:r>
+        <w:rPr>
+          <w:rFonts w:hint="eastAsia"/>
+        </w:rPr>
+        <w:t xml:space="preserve">要一个字母一个字母念的缩写</w:t>
+      </w:r>
+    </w:p>
+    <w:p>
+      <w:pPr>
+        <w:pStyle w:val="FirstParagraph"/>
+      </w:pPr>
+      <w:r>
+        <w:rPr>
+          <w:rFonts w:hint="eastAsia"/>
+        </w:rPr>
+        <w:t xml:space="preserve">如果这个缩写就是要念字母（如</w:t>
+      </w:r>
+      <w:r>
+        <w:t xml:space="preserve"> </w:t>
+      </w:r>
+      <w:r>
+        <w:rPr>
+          <w:rStyle w:val="VerbatimChar"/>
+        </w:rPr>
+        <w:t xml:space="preserve">MS</w:t>
+      </w:r>
+      <w:r>
+        <w:t xml:space="preserve"> </w:t>
+      </w:r>
+      <w:r>
+        <w:rPr>
+          <w:rFonts w:hint="eastAsia"/>
+        </w:rPr>
+        <w:t xml:space="preserve">念</w:t>
+      </w:r>
+      <w:r>
+        <w:t xml:space="preserve"> "M-S"、</w:t>
+      </w:r>
+      <w:r>
+        <w:rPr>
+          <w:rStyle w:val="VerbatimChar"/>
+        </w:rPr>
+        <w:t xml:space="preserve">PE</w:t>
+      </w:r>
+      <w:r>
+        <w:t xml:space="preserve"> </w:t>
+      </w:r>
+      <w:r>
+        <w:rPr>
+          <w:rFonts w:hint="eastAsia"/>
+        </w:rPr>
+        <w:t xml:space="preserve">念</w:t>
+      </w:r>
+      <w:r>
+        <w:t xml:space="preserve"> "P-E"、</w:t>
+      </w:r>
+      <w:r>
+        <w:rPr>
+          <w:rStyle w:val="VerbatimChar"/>
+        </w:rPr>
+        <w:t xml:space="preserve">ID</w:t>
+      </w:r>
+      <w:r>
+        <w:t xml:space="preserve"> </w:t>
+      </w:r>
+      <w:r>
+        <w:rPr>
+          <w:rFonts w:hint="eastAsia"/>
+        </w:rPr>
+        <w:t xml:space="preserve">念</w:t>
+      </w:r>
+      <w:r>
+        <w:t xml:space="preserve"> </w:t>
+      </w:r>
+      <w:r>
+        <w:rPr>
+          <w:rFonts w:hint="eastAsia"/>
+        </w:rPr>
+        <w:t xml:space="preserve">"I-D"），</w:t>
+      </w:r>
+      <w:r>
+        <w:rPr>
+          <w:rFonts w:hint="eastAsia"/>
           <w:b/>
           <w:bCs/>
         </w:rPr>
-        <w:t xml:space="preserve"> </w:t>
-      </w:r>
-      <w:r>
-        <w:rPr>
-          <w:rStyle w:val="VerbatimChar"/>
-          <w:b/>
-          <w:bCs/>
-        </w:rPr>
-        <w:t xml:space="preserve">tts_text</w:t>
-      </w:r>
-      <w:r>
-        <w:rPr>
-          <w:b/>
-          <w:bCs/>
-        </w:rPr>
-        <w:t xml:space="preserve"> </w:t>
-      </w:r>
-      <w:r>
-        <w:rPr>
-          <w:rFonts w:hint="eastAsia"/>
-          <w:b/>
-          <w:bCs/>
-        </w:rPr>
-        <w:t xml:space="preserve">为准</w:t>
-      </w:r>
-      <w:r>
-        <w:rPr>
-          <w:rFonts w:hint="eastAsia"/>
-        </w:rPr>
-        <w:t xml:space="preserve">。缩写词不填</w:t>
-      </w:r>
-      <w:r>
-        <w:t xml:space="preserve"> </w:t>
-      </w:r>
-      <w:r>
-        <w:rPr>
-          <w:rStyle w:val="VerbatimChar"/>
-        </w:rPr>
-        <w:t xml:space="preserve">tts_text</w:t>
-      </w:r>
-      <w:r>
-        <w:rPr>
-          <w:rFonts w:hint="eastAsia"/>
-        </w:rPr>
-        <w:t xml:space="preserve">，就会被一个字母一个字母念出来。</w:t>
-      </w:r>
-    </w:p>
-    <w:bookmarkEnd w:id="12"/>
-    <w:bookmarkStart w:id="13" w:name="Xf2d1d412eea2bb4226e20833ae3f81bf671fba2"/>
-    <w:p>
-      <w:pPr>
-        <w:pStyle w:val="Heading3"/>
-      </w:pPr>
-      <w:r>
-        <w:t xml:space="preserve">3. </w:t>
-      </w:r>
-      <w:r>
-        <w:rPr>
-          <w:rFonts w:hint="eastAsia"/>
-        </w:rPr>
-        <w:t xml:space="preserve">同一个缩写，要一个字母一个字母念</w:t>
-      </w:r>
-    </w:p>
-    <w:p>
-      <w:pPr>
-        <w:pStyle w:val="FirstParagraph"/>
-      </w:pPr>
-      <w:r>
-        <w:rPr>
-          <w:rFonts w:hint="eastAsia"/>
-        </w:rPr>
-        <w:t xml:space="preserve">如果这个缩写就是要念字母（如</w:t>
-      </w:r>
-      <w:r>
-        <w:t xml:space="preserve"> </w:t>
-      </w:r>
-      <w:r>
-        <w:rPr>
-          <w:rStyle w:val="VerbatimChar"/>
-        </w:rPr>
-        <w:t xml:space="preserve">MS</w:t>
-      </w:r>
-      <w:r>
-        <w:t xml:space="preserve"> </w:t>
-      </w:r>
-      <w:r>
-        <w:rPr>
-          <w:rFonts w:hint="eastAsia"/>
-        </w:rPr>
-        <w:t xml:space="preserve">念</w:t>
-      </w:r>
-      <w:r>
-        <w:t xml:space="preserve"> "M-S"、</w:t>
-      </w:r>
-      <w:r>
-        <w:rPr>
-          <w:rStyle w:val="VerbatimChar"/>
-        </w:rPr>
-        <w:t xml:space="preserve">PE</w:t>
-      </w:r>
-      <w:r>
-        <w:t xml:space="preserve"> </w:t>
-      </w:r>
-      <w:r>
-        <w:rPr>
-          <w:rFonts w:hint="eastAsia"/>
-        </w:rPr>
-        <w:t xml:space="preserve">念</w:t>
-      </w:r>
-      <w:r>
-        <w:t xml:space="preserve"> "P-E"、</w:t>
-      </w:r>
-      <w:r>
-        <w:rPr>
-          <w:rStyle w:val="VerbatimChar"/>
-        </w:rPr>
-        <w:t xml:space="preserve">ID</w:t>
-      </w:r>
-      <w:r>
-        <w:t xml:space="preserve"> </w:t>
-      </w:r>
-      <w:r>
-        <w:rPr>
-          <w:rFonts w:hint="eastAsia"/>
-        </w:rPr>
-        <w:t xml:space="preserve">念</w:t>
-      </w:r>
-      <w:r>
-        <w:t xml:space="preserve"> </w:t>
-      </w:r>
-      <w:r>
-        <w:rPr>
-          <w:rFonts w:hint="eastAsia"/>
-        </w:rPr>
-        <w:t xml:space="preserve">"I-D"），</w:t>
-      </w:r>
-      <w:r>
-        <w:rPr>
-          <w:rStyle w:val="VerbatimChar"/>
-          <w:b/>
-          <w:bCs/>
-        </w:rPr>
-        <w:t xml:space="preserve">tts_text</w:t>
-      </w:r>
-      <w:r>
-        <w:rPr>
-          <w:b/>
-          <w:bCs/>
-        </w:rPr>
-        <w:t xml:space="preserve"> </w:t>
-      </w:r>
-      <w:r>
-        <w:rPr>
-          <w:rFonts w:hint="eastAsia"/>
-          <w:b/>
-          <w:bCs/>
-        </w:rPr>
-        <w:t xml:space="preserve">填字母、中间加空格</w:t>
+        <w:t xml:space="preserve">发音文本填字母、中间加空格</w:t>
       </w:r>
       <w:r>
         <w:rPr>
@@ -1773,18 +1642,24 @@
               <w:pStyle w:val="Compact"/>
             </w:pPr>
             <w:r>
-              <w:t xml:space="preserve">word</w:t>
-            </w:r>
-          </w:p>
-        </w:tc>
-        <w:tc>
-          <w:tcPr/>
-          <w:p>
-            <w:pPr>
-              <w:pStyle w:val="Compact"/>
-            </w:pPr>
-            <w:r>
-              <w:t xml:space="preserve">tts_text</w:t>
+              <w:rPr>
+                <w:rFonts w:hint="eastAsia"/>
+              </w:rPr>
+              <w:t xml:space="preserve">单词</w:t>
+            </w:r>
+          </w:p>
+        </w:tc>
+        <w:tc>
+          <w:tcPr/>
+          <w:p>
+            <w:pPr>
+              <w:pStyle w:val="Compact"/>
+            </w:pPr>
+            <w:r>
+              <w:rPr>
+                <w:rFonts w:hint="eastAsia"/>
+              </w:rPr>
+              <w:t xml:space="preserve">发音文本</w:t>
             </w:r>
           </w:p>
         </w:tc>
@@ -1842,7 +1717,7 @@
               <w:rPr>
                 <w:rFonts w:hint="eastAsia"/>
               </w:rPr>
-              <w:t xml:space="preserve">"M—S"（字母）</w:t>
+              <w:t xml:space="preserve">"M—S"（逐字母）</w:t>
             </w:r>
           </w:p>
         </w:tc>
@@ -2077,7 +1952,7 @@
         <w:rPr>
           <w:rFonts w:hint="eastAsia"/>
         </w:rPr>
-        <w:t xml:space="preserve">，不用展开。如</w:t>
+        <w:t xml:space="preserve">。如</w:t>
       </w:r>
       <w:r>
         <w:t xml:space="preserve"> </w:t>
@@ -2095,12 +1970,12 @@
         <w:rPr>
           <w:rFonts w:hint="eastAsia"/>
         </w:rPr>
-        <w:t xml:space="preserve">直接填。</w:t>
+        <w:t xml:space="preserve">直接填，不用展开。</w:t>
       </w:r>
     </w:p>
     <w:bookmarkEnd w:id="14"/>
     <w:bookmarkEnd w:id="15"/>
-    <w:bookmarkStart w:id="16" w:name="四一个词有两种读音怎么办同形异音"/>
+    <w:bookmarkStart w:id="18" w:name="四一个词有两种读音怎么办同形异音"/>
     <w:p>
       <w:pPr>
         <w:pStyle w:val="Heading2"/>
@@ -2112,6 +1987,45 @@
         <w:t xml:space="preserve">四、一个词有两种读音怎么办（同形异音）</w:t>
       </w:r>
     </w:p>
+    <w:bookmarkStart w:id="16" w:name="情况-a读音不同--意思也不同--拆成两行最常见"/>
+    <w:p>
+      <w:pPr>
+        <w:pStyle w:val="Heading3"/>
+      </w:pPr>
+      <w:r>
+        <w:rPr>
+          <w:rFonts w:hint="eastAsia"/>
+        </w:rPr>
+        <w:t xml:space="preserve">情况</w:t>
+      </w:r>
+      <w:r>
+        <w:t xml:space="preserve"> </w:t>
+      </w:r>
+      <w:r>
+        <w:rPr>
+          <w:rFonts w:hint="eastAsia"/>
+        </w:rPr>
+        <w:t xml:space="preserve">A：读音不同</w:t>
+      </w:r>
+      <w:r>
+        <w:t xml:space="preserve"> + </w:t>
+      </w:r>
+      <w:r>
+        <w:rPr>
+          <w:rFonts w:hint="eastAsia"/>
+        </w:rPr>
+        <w:t xml:space="preserve">意思也不同</w:t>
+      </w:r>
+      <w:r>
+        <w:t xml:space="preserve"> → </w:t>
+      </w:r>
+      <w:r>
+        <w:rPr>
+          <w:rFonts w:hint="eastAsia"/>
+        </w:rPr>
+        <w:t xml:space="preserve">拆成两行（最常见）</w:t>
+      </w:r>
+    </w:p>
     <w:p>
       <w:pPr>
         <w:pStyle w:val="FirstParagraph"/>
@@ -2120,7 +2034,7 @@
         <w:rPr>
           <w:rFonts w:hint="eastAsia"/>
         </w:rPr>
-        <w:t xml:space="preserve">有些词拼写一样、词性不同、读音也不同：</w:t>
+        <w:t xml:space="preserve">有些词拼写一样，但词性不同、读音和意思都不同：</w:t>
       </w:r>
     </w:p>
     <w:p>
@@ -2128,7 +2042,7 @@
         <w:pStyle w:val="Compact"/>
         <w:numPr>
           <w:ilvl w:val="0"/>
-          <w:numId w:val="1002"/>
+          <w:numId w:val="1003"/>
         </w:numPr>
       </w:pPr>
       <w:r>
@@ -2167,7 +2081,7 @@
         <w:pStyle w:val="Compact"/>
         <w:numPr>
           <w:ilvl w:val="0"/>
-          <w:numId w:val="1002"/>
+          <w:numId w:val="1003"/>
         </w:numPr>
       </w:pPr>
       <w:r>
@@ -2200,7 +2114,7 @@
         <w:pStyle w:val="Compact"/>
         <w:numPr>
           <w:ilvl w:val="0"/>
-          <w:numId w:val="1002"/>
+          <w:numId w:val="1003"/>
         </w:numPr>
       </w:pPr>
       <w:r>
@@ -2235,6 +2149,24 @@
           <w:rStyle w:val="VerbatimChar"/>
         </w:rPr>
         <w:t xml:space="preserve">lead</w:t>
+      </w:r>
+      <w:r>
+        <w:t xml:space="preserve">、</w:t>
+      </w:r>
+      <w:r>
+        <w:rPr>
+          <w:rStyle w:val="VerbatimChar"/>
+        </w:rPr>
+        <w:t xml:space="preserve">live</w:t>
+      </w:r>
+      <w:r>
+        <w:t xml:space="preserve">、</w:t>
+      </w:r>
+      <w:r>
+        <w:rPr>
+          <w:rStyle w:val="VerbatimChar"/>
+        </w:rPr>
+        <w:t xml:space="preserve">tear</w:t>
       </w:r>
       <w:r>
         <w:t xml:space="preserve">…</w:t>
@@ -2250,28 +2182,7 @@
           <w:b/>
           <w:bCs/>
         </w:rPr>
-        <w:t xml:space="preserve">做法：拆成两行录入</w:t>
-      </w:r>
-      <w:r>
-        <w:rPr>
-          <w:rFonts w:hint="eastAsia"/>
-        </w:rPr>
-        <w:t xml:space="preserve">，</w:t>
-      </w:r>
-      <w:r>
-        <w:rPr>
-          <w:rStyle w:val="VerbatimChar"/>
-        </w:rPr>
-        <w:t xml:space="preserve">word</w:t>
-      </w:r>
-      <w:r>
-        <w:t xml:space="preserve"> </w:t>
-      </w:r>
-      <w:r>
-        <w:rPr>
-          <w:rFonts w:hint="eastAsia"/>
-        </w:rPr>
-        <w:t xml:space="preserve">都写同一个拼写，其余各填各的：</w:t>
+        <w:t xml:space="preserve">做法：拆成两行，「单词」列都写同一个拼写，其余各填各的：</w:t>
       </w:r>
     </w:p>
     <w:tbl>
@@ -2281,11 +2192,12 @@
         <w:tblLook w:firstRow="1" w:lastRow="0" w:firstColumn="0" w:lastColumn="0" w:noHBand="0" w:noVBand="0" w:val="0020"/>
       </w:tblPr>
       <w:tblGrid>
-        <w:gridCol w:w="1584"/>
-        <w:gridCol w:w="1584"/>
-        <w:gridCol w:w="1584"/>
-        <w:gridCol w:w="1584"/>
-        <w:gridCol w:w="1584"/>
+        <w:gridCol w:w="1320"/>
+        <w:gridCol w:w="1320"/>
+        <w:gridCol w:w="1320"/>
+        <w:gridCol w:w="1320"/>
+        <w:gridCol w:w="1320"/>
+        <w:gridCol w:w="1320"/>
       </w:tblGrid>
       <w:tr>
         <w:trPr>
@@ -2298,51 +2210,80 @@
               <w:pStyle w:val="Compact"/>
             </w:pPr>
             <w:r>
-              <w:t xml:space="preserve">word</w:t>
-            </w:r>
-          </w:p>
-        </w:tc>
-        <w:tc>
-          <w:tcPr/>
-          <w:p>
-            <w:pPr>
-              <w:pStyle w:val="Compact"/>
-            </w:pPr>
-            <w:r>
-              <w:t xml:space="preserve">tts_text</w:t>
-            </w:r>
-          </w:p>
-        </w:tc>
-        <w:tc>
-          <w:tcPr/>
-          <w:p>
-            <w:pPr>
-              <w:pStyle w:val="Compact"/>
-            </w:pPr>
-            <w:r>
-              <w:t xml:space="preserve">phonetic</w:t>
-            </w:r>
-          </w:p>
-        </w:tc>
-        <w:tc>
-          <w:tcPr/>
-          <w:p>
-            <w:pPr>
-              <w:pStyle w:val="Compact"/>
-            </w:pPr>
-            <w:r>
-              <w:t xml:space="preserve">part_of_speech</w:t>
-            </w:r>
-          </w:p>
-        </w:tc>
-        <w:tc>
-          <w:tcPr/>
-          <w:p>
-            <w:pPr>
-              <w:pStyle w:val="Compact"/>
-            </w:pPr>
-            <w:r>
-              <w:t xml:space="preserve">meaning</w:t>
+              <w:rPr>
+                <w:rFonts w:hint="eastAsia"/>
+              </w:rPr>
+              <w:t xml:space="preserve">单词</w:t>
+            </w:r>
+          </w:p>
+        </w:tc>
+        <w:tc>
+          <w:tcPr/>
+          <w:p>
+            <w:pPr>
+              <w:pStyle w:val="Compact"/>
+            </w:pPr>
+            <w:r>
+              <w:rPr>
+                <w:rFonts w:hint="eastAsia"/>
+              </w:rPr>
+              <w:t xml:space="preserve">音标</w:t>
+            </w:r>
+          </w:p>
+        </w:tc>
+        <w:tc>
+          <w:tcPr/>
+          <w:p>
+            <w:pPr>
+              <w:pStyle w:val="Compact"/>
+            </w:pPr>
+            <w:r>
+              <w:rPr>
+                <w:rFonts w:hint="eastAsia"/>
+              </w:rPr>
+              <w:t xml:space="preserve">音节</w:t>
+            </w:r>
+          </w:p>
+        </w:tc>
+        <w:tc>
+          <w:tcPr/>
+          <w:p>
+            <w:pPr>
+              <w:pStyle w:val="Compact"/>
+            </w:pPr>
+            <w:r>
+              <w:rPr>
+                <w:rFonts w:hint="eastAsia"/>
+              </w:rPr>
+              <w:t xml:space="preserve">发音文本</w:t>
+            </w:r>
+          </w:p>
+        </w:tc>
+        <w:tc>
+          <w:tcPr/>
+          <w:p>
+            <w:pPr>
+              <w:pStyle w:val="Compact"/>
+            </w:pPr>
+            <w:r>
+              <w:rPr>
+                <w:rFonts w:hint="eastAsia"/>
+              </w:rPr>
+              <w:t xml:space="preserve">词性</w:t>
+            </w:r>
+          </w:p>
+        </w:tc>
+        <w:tc>
+          <w:tcPr/>
+          <w:p>
+            <w:pPr>
+              <w:pStyle w:val="Compact"/>
+            </w:pPr>
+            <w:r>
+              <w:rPr>
+                <w:rFonts w:hint="eastAsia"/>
+              </w:rPr>
+              <w:t xml:space="preserve">释义</w:t>
             </w:r>
           </w:p>
         </w:tc>
@@ -2372,21 +2313,35 @@
               <w:rPr>
                 <w:rStyle w:val="VerbatimChar"/>
               </w:rPr>
+              <w:t xml:space="preserve">/ˈrek.ɔːd/</w:t>
+            </w:r>
+          </w:p>
+        </w:tc>
+        <w:tc>
+          <w:tcPr/>
+          <w:p>
+            <w:pPr>
+              <w:pStyle w:val="Compact"/>
+            </w:pPr>
+            <w:r>
+              <w:rPr>
+                <w:rStyle w:val="VerbatimChar"/>
+              </w:rPr>
+              <w:t xml:space="preserve">re#cord</w:t>
+            </w:r>
+          </w:p>
+        </w:tc>
+        <w:tc>
+          <w:tcPr/>
+          <w:p>
+            <w:pPr>
+              <w:pStyle w:val="Compact"/>
+            </w:pPr>
+            <w:r>
+              <w:rPr>
+                <w:rStyle w:val="VerbatimChar"/>
+              </w:rPr>
               <w:t xml:space="preserve">rekord</w:t>
-            </w:r>
-          </w:p>
-        </w:tc>
-        <w:tc>
-          <w:tcPr/>
-          <w:p>
-            <w:pPr>
-              <w:pStyle w:val="Compact"/>
-            </w:pPr>
-            <w:r>
-              <w:rPr>
-                <w:rStyle w:val="VerbatimChar"/>
-              </w:rPr>
-              <w:t xml:space="preserve">/ˈrekɔːd/</w:t>
             </w:r>
           </w:p>
         </w:tc>
@@ -2444,6 +2399,34 @@
               <w:rPr>
                 <w:rStyle w:val="VerbatimChar"/>
               </w:rPr>
+              <w:t xml:space="preserve">/rɪˈkɔːd/</w:t>
+            </w:r>
+          </w:p>
+        </w:tc>
+        <w:tc>
+          <w:tcPr/>
+          <w:p>
+            <w:pPr>
+              <w:pStyle w:val="Compact"/>
+            </w:pPr>
+            <w:r>
+              <w:rPr>
+                <w:rStyle w:val="VerbatimChar"/>
+              </w:rPr>
+              <w:t xml:space="preserve">re#cord</w:t>
+            </w:r>
+          </w:p>
+        </w:tc>
+        <w:tc>
+          <w:tcPr/>
+          <w:p>
+            <w:pPr>
+              <w:pStyle w:val="Compact"/>
+            </w:pPr>
+            <w:r>
+              <w:rPr>
+                <w:rStyle w:val="VerbatimChar"/>
+              </w:rPr>
               <w:t xml:space="preserve">rikord</w:t>
             </w:r>
           </w:p>
@@ -2458,20 +2441,6 @@
               <w:rPr>
                 <w:rStyle w:val="VerbatimChar"/>
               </w:rPr>
-              <w:t xml:space="preserve">/rɪˈkɔːd/</w:t>
-            </w:r>
-          </w:p>
-        </w:tc>
-        <w:tc>
-          <w:tcPr/>
-          <w:p>
-            <w:pPr>
-              <w:pStyle w:val="Compact"/>
-            </w:pPr>
-            <w:r>
-              <w:rPr>
-                <w:rStyle w:val="VerbatimChar"/>
-              </w:rPr>
               <w:t xml:space="preserve">v.</w:t>
             </w:r>
           </w:p>
@@ -2486,7 +2455,7 @@
               <w:rPr>
                 <w:rFonts w:hint="eastAsia"/>
               </w:rPr>
-              <w:t xml:space="preserve">记录;录制</w:t>
+              <w:t xml:space="preserve">录制</w:t>
             </w:r>
           </w:p>
         </w:tc>
@@ -2500,11 +2469,136 @@
         <w:rPr>
           <w:rFonts w:hint="eastAsia"/>
         </w:rPr>
-        <w:t xml:space="preserve">这样名词和动词会作为两个词条分别出现、各自读对音。</w:t>
+        <w:t xml:space="preserve">这样名词和动词会作为</w:t>
+      </w:r>
+      <w:r>
+        <w:rPr>
+          <w:rFonts w:hint="eastAsia"/>
+          <w:b/>
+          <w:bCs/>
+        </w:rPr>
+        <w:t xml:space="preserve">两个独立词条</w:t>
+      </w:r>
+      <w:r>
+        <w:rPr>
+          <w:rFonts w:hint="eastAsia"/>
+        </w:rPr>
+        <w:t xml:space="preserve">分别出现、各自读对音。（系统已支持，导入后两条都在，不会互相覆盖。）</w:t>
       </w:r>
     </w:p>
     <w:bookmarkEnd w:id="16"/>
-    <w:bookmarkStart w:id="17" w:name="五自检清单上传前过一遍"/>
+    <w:bookmarkStart w:id="17" w:name="情况-b读音略有不同但意思一样--只填一行"/>
+    <w:p>
+      <w:pPr>
+        <w:pStyle w:val="Heading3"/>
+      </w:pPr>
+      <w:r>
+        <w:rPr>
+          <w:rFonts w:hint="eastAsia"/>
+        </w:rPr>
+        <w:t xml:space="preserve">情况</w:t>
+      </w:r>
+      <w:r>
+        <w:t xml:space="preserve"> </w:t>
+      </w:r>
+      <w:r>
+        <w:rPr>
+          <w:rFonts w:hint="eastAsia"/>
+        </w:rPr>
+        <w:t xml:space="preserve">B：读音略有不同，但意思一样</w:t>
+      </w:r>
+      <w:r>
+        <w:t xml:space="preserve"> → </w:t>
+      </w:r>
+      <w:r>
+        <w:rPr>
+          <w:rFonts w:hint="eastAsia"/>
+        </w:rPr>
+        <w:t xml:space="preserve">只填一行</w:t>
+      </w:r>
+    </w:p>
+    <w:p>
+      <w:pPr>
+        <w:pStyle w:val="FirstParagraph"/>
+      </w:pPr>
+      <w:r>
+        <w:rPr>
+          <w:rFonts w:hint="eastAsia"/>
+        </w:rPr>
+        <w:t xml:space="preserve">像</w:t>
+      </w:r>
+      <w:r>
+        <w:t xml:space="preserve"> </w:t>
+      </w:r>
+      <w:r>
+        <w:rPr>
+          <w:rStyle w:val="VerbatimChar"/>
+        </w:rPr>
+        <w:t xml:space="preserve">either</w:t>
+      </w:r>
+      <w:r>
+        <w:rPr>
+          <w:rFonts w:hint="eastAsia"/>
+        </w:rPr>
+        <w:t xml:space="preserve">（/ˈaɪðə/</w:t>
+      </w:r>
+      <w:r>
+        <w:t xml:space="preserve"> </w:t>
+      </w:r>
+      <w:r>
+        <w:rPr>
+          <w:rFonts w:hint="eastAsia"/>
+        </w:rPr>
+        <w:t xml:space="preserve">或</w:t>
+      </w:r>
+      <w:r>
+        <w:t xml:space="preserve"> </w:t>
+      </w:r>
+      <w:r>
+        <w:rPr>
+          <w:rFonts w:hint="eastAsia"/>
+        </w:rPr>
+        <w:t xml:space="preserve">/ˈiːðə/，都是"任一"）、</w:t>
+      </w:r>
+      <w:r>
+        <w:rPr>
+          <w:rStyle w:val="VerbatimChar"/>
+        </w:rPr>
+        <w:t xml:space="preserve">often</w:t>
+      </w:r>
+      <w:r>
+        <w:rPr>
+          <w:rFonts w:hint="eastAsia"/>
+        </w:rPr>
+        <w:t xml:space="preserve">（t</w:t>
+      </w:r>
+      <w:r>
+        <w:t xml:space="preserve"> </w:t>
+      </w:r>
+      <w:r>
+        <w:rPr>
+          <w:rFonts w:hint="eastAsia"/>
+        </w:rPr>
+        <w:t xml:space="preserve">可发可不发）这种——意思相同，</w:t>
+      </w:r>
+      <w:r>
+        <w:rPr>
+          <w:rFonts w:hint="eastAsia"/>
+          <w:b/>
+          <w:bCs/>
+        </w:rPr>
+        <w:t xml:space="preserve">只填一行</w:t>
+      </w:r>
+      <w:r>
+        <w:rPr>
+          <w:rFonts w:hint="eastAsia"/>
+        </w:rPr>
+        <w:t xml:space="preserve">，选教材标准的那个读音填进「发音文本」即可，不用拆行。</w:t>
+      </w:r>
+    </w:p>
+    <w:bookmarkEnd w:id="17"/>
+    <w:bookmarkEnd w:id="18"/>
+    <w:bookmarkStart w:id="19" w:name="五自检清单上传前过一遍"/>
     <w:p>
       <w:pPr>
         <w:pStyle w:val="Heading2"/>
@@ -2514,33 +2608,6 @@
           <w:rFonts w:hint="eastAsia"/>
         </w:rPr>
         <w:t xml:space="preserve">五、自检清单（上传前过一遍）</w:t>
-      </w:r>
-    </w:p>
-    <w:p>
-      <w:pPr>
-        <w:pStyle w:val="Compact"/>
-        <w:numPr>
-          <w:ilvl w:val="0"/>
-          <w:numId w:val="1003"/>
-        </w:numPr>
-      </w:pPr>
-      <w:r>
-        <w:t xml:space="preserve">6 </w:t>
-      </w:r>
-      <w:r>
-        <w:rPr>
-          <w:rFonts w:hint="eastAsia"/>
-        </w:rPr>
-        <w:t xml:space="preserve">个必填列都填了（word</w:t>
-      </w:r>
-      <w:r>
-        <w:t xml:space="preserve"> / phonetic / part_of_speech / meaning / difficulty / </w:t>
-      </w:r>
-      <w:r>
-        <w:rPr>
-          <w:rFonts w:hint="eastAsia"/>
-        </w:rPr>
-        <w:t xml:space="preserve">grade_level）</w:t>
       </w:r>
     </w:p>
     <w:p>
@@ -2555,25 +2622,7 @@
         <w:rPr>
           <w:rFonts w:hint="eastAsia"/>
         </w:rPr>
-        <w:t xml:space="preserve">难度是</w:t>
-      </w:r>
-      <w:r>
-        <w:t xml:space="preserve"> </w:t>
-      </w:r>
-      <w:r>
-        <w:rPr>
-          <w:rFonts w:hint="eastAsia"/>
-        </w:rPr>
-        <w:t xml:space="preserve">1–5，年级是</w:t>
-      </w:r>
-      <w:r>
-        <w:t xml:space="preserve"> </w:t>
-      </w:r>
-      <w:r>
-        <w:rPr>
-          <w:rFonts w:hint="eastAsia"/>
-        </w:rPr>
-        <w:t xml:space="preserve">小学/初中/高中</w:t>
+        <w:t xml:space="preserve">「单词」和「释义」都填了（这两列必填）</w:t>
       </w:r>
     </w:p>
     <w:p>
@@ -2588,40 +2637,7 @@
         <w:rPr>
           <w:rFonts w:hint="eastAsia"/>
         </w:rPr>
-        <w:t xml:space="preserve">缩写、特殊读法的词，</w:t>
-      </w:r>
-      <w:r>
-        <w:rPr>
-          <w:rStyle w:val="VerbatimChar"/>
-        </w:rPr>
-        <w:t xml:space="preserve">tts_text</w:t>
-      </w:r>
-      <w:r>
-        <w:t xml:space="preserve"> </w:t>
-      </w:r>
-      <w:r>
-        <w:rPr>
-          <w:rFonts w:hint="eastAsia"/>
-        </w:rPr>
-        <w:t xml:space="preserve">填了实际读音（读词</w:t>
-      </w:r>
-      <w:r>
-        <w:t xml:space="preserve"> → </w:t>
-      </w:r>
-      <w:r>
-        <w:rPr>
-          <w:rFonts w:hint="eastAsia"/>
-        </w:rPr>
-        <w:t xml:space="preserve">词；读字母</w:t>
-      </w:r>
-      <w:r>
-        <w:t xml:space="preserve"> → </w:t>
-      </w:r>
-      <w:r>
-        <w:rPr>
-          <w:rFonts w:hint="eastAsia"/>
-        </w:rPr>
-        <w:t xml:space="preserve">字母间加空格）</w:t>
+        <w:t xml:space="preserve">「单词」列填的是正常拼写（学生要拼的就是它，别把读音写进这列）</w:t>
       </w:r>
     </w:p>
     <w:p>
@@ -2636,7 +2652,7 @@
         <w:rPr>
           <w:rFonts w:hint="eastAsia"/>
         </w:rPr>
-        <w:t xml:space="preserve">一词多音的，拆成了多行</w:t>
+        <w:t xml:space="preserve">缩写/特殊读法的词，「发音文本」填了实际读音（读词→填词的拼法；读字母→字母间加空格）</w:t>
       </w:r>
     </w:p>
     <w:p>
@@ -2651,7 +2667,51 @@
         <w:rPr>
           <w:rFonts w:hint="eastAsia"/>
         </w:rPr>
-        <w:t xml:space="preserve">普通词的</w:t>
+        <w:t xml:space="preserve">一词多音（意思也不同的）拆成了多行，单词列写同一拼写</w:t>
+      </w:r>
+    </w:p>
+    <w:p>
+      <w:pPr>
+        <w:pStyle w:val="Compact"/>
+        <w:numPr>
+          <w:ilvl w:val="0"/>
+          <w:numId w:val="1008"/>
+        </w:numPr>
+      </w:pPr>
+      <w:r>
+        <w:rPr>
+          <w:rFonts w:hint="eastAsia"/>
+        </w:rPr>
+        <w:t xml:space="preserve">普通词的「发音文本」</w:t>
+      </w:r>
+      <w:r>
+        <w:rPr>
+          <w:rFonts w:hint="eastAsia"/>
+          <w:b/>
+          <w:bCs/>
+        </w:rPr>
+        <w:t xml:space="preserve">留空</w:t>
+      </w:r>
+      <w:r>
+        <w:rPr>
+          <w:rFonts w:hint="eastAsia"/>
+        </w:rPr>
+        <w:t xml:space="preserve">（不要乱填，否则反而读错）</w:t>
+      </w:r>
+    </w:p>
+    <w:p>
+      <w:pPr>
+        <w:pStyle w:val="Compact"/>
+        <w:numPr>
+          <w:ilvl w:val="0"/>
+          <w:numId w:val="1009"/>
+        </w:numPr>
+      </w:pPr>
+      <w:r>
+        <w:rPr>
+          <w:rFonts w:hint="eastAsia"/>
+        </w:rPr>
+        <w:t xml:space="preserve">音节列如果填了，用</w:t>
       </w:r>
       <w:r>
         <w:t xml:space="preserve"> </w:t>
@@ -2660,7 +2720,7 @@
         <w:rPr>
           <w:rStyle w:val="VerbatimChar"/>
         </w:rPr>
-        <w:t xml:space="preserve">tts_text</w:t>
+        <w:t xml:space="preserve">#</w:t>
       </w:r>
       <w:r>
         <w:t xml:space="preserve"> </w:t>
@@ -2669,11 +2729,23 @@
         <w:rPr>
           <w:rFonts w:hint="eastAsia"/>
         </w:rPr>
-        <w:t xml:space="preserve">留空（不要乱填）</w:t>
-      </w:r>
-    </w:p>
-    <w:bookmarkEnd w:id="17"/>
-    <w:bookmarkEnd w:id="18"/>
+        <w:t xml:space="preserve">分隔（</w:t>
+      </w:r>
+      <w:r>
+        <w:rPr>
+          <w:rStyle w:val="VerbatimChar"/>
+        </w:rPr>
+        <w:t xml:space="preserve">ap#ple</w:t>
+      </w:r>
+      <w:r>
+        <w:rPr>
+          <w:rFonts w:hint="eastAsia"/>
+        </w:rPr>
+        <w:t xml:space="preserve">），没填也没关系</w:t>
+      </w:r>
+    </w:p>
+    <w:bookmarkEnd w:id="19"/>
+    <w:bookmarkEnd w:id="20"/>
     <w:sectPr>
       <w:footnotePr>
         <w:numRestart w:val="eachSect"/>
@@ -3085,7 +3157,7 @@
     <w:abstractNumId w:val="991"/>
   </w:num>
   <w:num w:numId="1003">
-    <w:abstractNumId w:val="992"/>
+    <w:abstractNumId w:val="991"/>
   </w:num>
   <w:num w:numId="1004">
     <w:abstractNumId w:val="992"/>
@@ -3097,6 +3169,12 @@
     <w:abstractNumId w:val="992"/>
   </w:num>
   <w:num w:numId="1007">
+    <w:abstractNumId w:val="992"/>
+  </w:num>
+  <w:num w:numId="1008">
+    <w:abstractNumId w:val="992"/>
+  </w:num>
+  <w:num w:numId="1009">
     <w:abstractNumId w:val="992"/>
   </w:num>
 </w:numbering>
